--- a/Job Hunt 2026/2026-10-14 - Zillow - Video Content Producer/Joshua_Chappell_Resume_Zillow.docx
+++ b/Job Hunt 2026/2026-10-14 - Zillow - Video Content Producer/Joshua_Chappell_Resume_Zillow.docx
@@ -31,9 +31,9 @@
           <w:sz w:val="21"/>
           <w:szCs w:val="21"/>
         </w:rPr>
-        <w:t xml:space="preserve">Mesa, AZ  •  480-586-7959  •  </w:t>
-      </w:r>
-      <w:hyperlink w:history="1" r:id="rIdsraec_vgfnpn5b3jflb-d">
+        <w:t xml:space="preserve">Mesa, AZ • 480-586-7959 • </w:t>
+      </w:r>
+      <w:hyperlink w:history="1" r:id="rIdydgldqpukzxmrqtpqmiro">
         <w:r>
           <w:rPr>
             <w:rFonts w:ascii="Calibri" w:cs="Calibri" w:eastAsia="Calibri" w:hAnsi="Calibri"/>
@@ -49,7 +49,7 @@
       <w:pPr>
         <w:jc w:val="center"/>
       </w:pPr>
-      <w:hyperlink w:history="1" r:id="rIdug2_wr8-nmjgq7iunbs_1">
+      <w:hyperlink w:history="1" r:id="rIdacsb1arohlcel6rghgf4r">
         <w:r>
           <w:rPr>
             <w:rFonts w:ascii="Calibri" w:cs="Calibri" w:eastAsia="Calibri" w:hAnsi="Calibri"/>
@@ -67,9 +67,9 @@
           <w:sz w:val="21"/>
           <w:szCs w:val="21"/>
         </w:rPr>
-        <w:t xml:space="preserve">  •  </w:t>
-      </w:r>
-      <w:hyperlink w:history="1" r:id="rIdc82ckhaisrbxlxbs5wh5h">
+        <w:t xml:space="preserve"> • </w:t>
+      </w:r>
+      <w:hyperlink w:history="1" r:id="rIdx8otlg25svcswzmwmpe-s">
         <w:r>
           <w:rPr>
             <w:rFonts w:ascii="Calibri" w:cs="Calibri" w:eastAsia="Calibri" w:hAnsi="Calibri"/>
@@ -87,9 +87,9 @@
           <w:sz w:val="21"/>
           <w:szCs w:val="21"/>
         </w:rPr>
-        <w:t xml:space="preserve">  •  </w:t>
-      </w:r>
-      <w:hyperlink w:history="1" r:id="rIdzi52z6zxaz4epfzv-mbby">
+        <w:t xml:space="preserve"> • </w:t>
+      </w:r>
+      <w:hyperlink w:history="1" r:id="rIdeexk5avowymrjtfblxdfd">
         <w:r>
           <w:rPr>
             <w:rFonts w:ascii="Calibri" w:cs="Calibri" w:eastAsia="Calibri" w:hAnsi="Calibri"/>
@@ -170,7 +170,7 @@
           <w:sz w:val="20"/>
           <w:szCs w:val="20"/>
         </w:rPr>
-        <w:t xml:space="preserve">	Mesa, AZ  |  2025 - Present</w:t>
+        <w:t xml:space="preserve">	Mesa, AZ | 2025 - Present</w:t>
       </w:r>
     </w:p>
     <w:p>
@@ -299,7 +299,7 @@
           <w:sz w:val="20"/>
           <w:szCs w:val="20"/>
         </w:rPr>
-        <w:t xml:space="preserve">	Glendale, AZ  |  Sep 2019 - Present</w:t>
+        <w:t xml:space="preserve">	Glendale, AZ | Sep 2019 - Present</w:t>
       </w:r>
     </w:p>
     <w:p>
@@ -428,7 +428,7 @@
           <w:sz w:val="20"/>
           <w:szCs w:val="20"/>
         </w:rPr>
-        <w:t xml:space="preserve">	Phoenix, AZ  |  Oct 2021 - Oct 2023</w:t>
+        <w:t xml:space="preserve">	Phoenix, AZ | Oct 2021 - Oct 2023</w:t>
       </w:r>
     </w:p>
     <w:p>
@@ -557,7 +557,7 @@
           <w:sz w:val="20"/>
           <w:szCs w:val="20"/>
         </w:rPr>
-        <w:t xml:space="preserve">	Phoenix, AZ  |  Feb 2025 - June 2025</w:t>
+        <w:t xml:space="preserve">	Phoenix, AZ | Feb 2025 - June 2025</w:t>
       </w:r>
     </w:p>
     <w:p>
@@ -660,7 +660,7 @@
           <w:sz w:val="21"/>
           <w:szCs w:val="21"/>
         </w:rPr>
-        <w:t xml:space="preserve">Video Production, Intake to Delivery  •  Project Management (Wrike, Notion, Workamajig, Trello)  •  Budgets, Quotes &amp; Scope of Work  •  Storyboards &amp; Production Planning  •  Crew Leadership (5-20)  •  Media Management (Frame.io, Dropbox)  •  Adobe Creative Suite (Premiere Pro, After Effects, Audition, Photoshop, Lightroom)  •  DaVinci Resolve &amp; Color Grading  •  Final Cut Pro  •  Cinema Cameras (Sony FX, RED, Canon)  •  Aputure Lighting &amp; Grip  •  Real Estate Video &amp; Photo  •  YouTube &amp; Social Video  •  Ad Performance Tracking (Meta Pixel)  •  AI Video Workflows (Claude, Runway, ElevenLabs, Kling)  •  Drone (FAA Part 107)</w:t>
+        <w:t xml:space="preserve">Video Production, Intake to Delivery • Project Management (Wrike, Notion, Workamajig, Trello) • Budgets, Quotes &amp; Scope of Work • Storyboards &amp; Production Planning • Crew Leadership (5-20) • Media Management (Frame.io, Dropbox) • Adobe Creative Suite (Premiere Pro, After Effects, Audition, Photoshop, Lightroom) • DaVinci Resolve &amp; Color Grading • Final Cut Pro • Cinema Cameras (Sony FX, RED, Canon) • Aputure Lighting &amp; Grip • Real Estate Video &amp; Photo • YouTube &amp; Social Video • Ad Performance Tracking (Meta Pixel) • AI Video Workflows (Claude, Runway, ElevenLabs, Kling) • Drone (FAA Part 107)</w:t>
       </w:r>
     </w:p>
     <w:p>
@@ -759,7 +759,7 @@
           <w:sz w:val="21"/>
           <w:szCs w:val="21"/>
         </w:rPr>
-        <w:t xml:space="preserve">Part 107 Drone Operator License  •  Google Digital Marketing &amp; E-Commerce</w:t>
+        <w:t xml:space="preserve">Part 107 Drone Operator License • Google Digital Marketing &amp; E-Commerce</w:t>
       </w:r>
     </w:p>
     <w:sectPr>
@@ -937,7 +937,7 @@
     <w:lvl w:ilvl="0" w:tentative="1">
       <w:start w:val="1"/>
       <w:numFmt w:val="bullet"/>
-      <w:lvlText w:val="▪"/>
+      <w:lvlText w:val="•"/>
       <w:lvlJc w:val="left"/>
       <w:pPr>
         <w:ind w:left="280" w:hanging="280"/>
